--- a/24BAI70919_Lab_MST/LAB_mst.docx
+++ b/24BAI70919_Lab_MST/LAB_mst.docx
@@ -8,6 +8,56 @@
       </w:r>
       <w:proofErr w:type="spellStart"/>
       <w:r>
+        <w:t>product_inventory</w:t>
+      </w:r>
+      <w:proofErr w:type="spellEnd"/>
+      <w:r>
+        <w:t xml:space="preserve"> (</w:t>
+      </w:r>
+    </w:p>
+    <w:p>
+      <w:r>
+        <w:t xml:space="preserve">    </w:t>
+      </w:r>
+      <w:proofErr w:type="spellStart"/>
+      <w:r>
+        <w:t>product_id</w:t>
+      </w:r>
+      <w:proofErr w:type="spellEnd"/>
+      <w:r>
+        <w:t xml:space="preserve"> INT PRIMARY KEY,</w:t>
+      </w:r>
+    </w:p>
+    <w:p>
+      <w:r>
+        <w:t xml:space="preserve">    </w:t>
+      </w:r>
+      <w:proofErr w:type="spellStart"/>
+      <w:r>
+        <w:t>product_name</w:t>
+      </w:r>
+      <w:proofErr w:type="spellEnd"/>
+      <w:r>
+        <w:t xml:space="preserve"> VARCHAR(100),</w:t>
+      </w:r>
+    </w:p>
+    <w:p>
+      <w:r>
+        <w:t xml:space="preserve">    price NUMERIC(10, 2)</w:t>
+      </w:r>
+    </w:p>
+    <w:p>
+      <w:r>
+        <w:t>);</w:t>
+      </w:r>
+    </w:p>
+    <w:p/>
+    <w:p>
+      <w:r>
+        <w:t xml:space="preserve">CREATE TABLE </w:t>
+      </w:r>
+      <w:proofErr w:type="spellStart"/>
+      <w:r>
         <w:t>product_audit</w:t>
       </w:r>
       <w:proofErr w:type="spellEnd"/>
@@ -17,7 +67,7 @@
     </w:p>
     <w:p>
       <w:r>
-        <w:tab/>
+        <w:t xml:space="preserve">    </w:t>
       </w:r>
       <w:proofErr w:type="spellStart"/>
       <w:r>
@@ -25,12 +75,12 @@
       </w:r>
       <w:proofErr w:type="spellEnd"/>
       <w:r>
-        <w:t xml:space="preserve"> serial primary key,</w:t>
-      </w:r>
-    </w:p>
-    <w:p>
-      <w:r>
-        <w:tab/>
+        <w:t xml:space="preserve"> INT GENERATED ALWAYS AS IDENTITY PRIMARY KEY,</w:t>
+      </w:r>
+    </w:p>
+    <w:p>
+      <w:r>
+        <w:t xml:space="preserve">    </w:t>
       </w:r>
       <w:proofErr w:type="spellStart"/>
       <w:r>
@@ -38,17 +88,12 @@
       </w:r>
       <w:proofErr w:type="spellEnd"/>
       <w:r>
-        <w:t xml:space="preserve"> </w:t>
-      </w:r>
-      <w:proofErr w:type="gramStart"/>
-      <w:r>
-        <w:t>INT ,</w:t>
-      </w:r>
-      <w:proofErr w:type="gramEnd"/>
-    </w:p>
-    <w:p>
-      <w:r>
-        <w:tab/>
+        <w:t xml:space="preserve"> INT,</w:t>
+      </w:r>
+    </w:p>
+    <w:p>
+      <w:r>
+        <w:t xml:space="preserve">    </w:t>
       </w:r>
       <w:proofErr w:type="spellStart"/>
       <w:r>
@@ -56,29 +101,12 @@
       </w:r>
       <w:proofErr w:type="spellEnd"/>
       <w:r>
-        <w:t xml:space="preserve"> </w:t>
-      </w:r>
-      <w:proofErr w:type="gramStart"/>
-      <w:r>
-        <w:t>VARCHAR(</w:t>
-      </w:r>
-      <w:proofErr w:type="gramEnd"/>
-      <w:r>
-        <w:t>50),</w:t>
-      </w:r>
-    </w:p>
-    <w:p>
-      <w:r>
-        <w:tab/>
-        <w:t xml:space="preserve">Action </w:t>
-      </w:r>
-      <w:proofErr w:type="gramStart"/>
-      <w:r>
-        <w:t>VARCHAR(</w:t>
-      </w:r>
-      <w:proofErr w:type="gramEnd"/>
-      <w:r>
-        <w:t>50),</w:t>
+        <w:t xml:space="preserve"> VARCHAR(100),</w:t>
+      </w:r>
+    </w:p>
+    <w:p>
+      <w:r>
+        <w:t xml:space="preserve">    action VARCHAR(20),</w:t>
       </w:r>
     </w:p>
     <w:p>
@@ -87,11 +115,11 @@
       </w:r>
       <w:proofErr w:type="spellStart"/>
       <w:r>
-        <w:t>time_stamp</w:t>
-      </w:r>
-      <w:proofErr w:type="spellEnd"/>
-      <w:r>
-        <w:t xml:space="preserve"> timestamp</w:t>
+        <w:t>audit_timestamp</w:t>
+      </w:r>
+      <w:proofErr w:type="spellEnd"/>
+      <w:r>
+        <w:t xml:space="preserve"> TIMESTAMP DEFAULT CURRENT_TIMESTAMP</w:t>
       </w:r>
     </w:p>
     <w:p>
@@ -102,311 +130,528 @@
     <w:p/>
     <w:p>
       <w:r>
-        <w:t xml:space="preserve">select </w:t>
+        <w:t xml:space="preserve">CREATE OR REPLACE FUNCTION </w:t>
+      </w:r>
+      <w:proofErr w:type="spellStart"/>
+      <w:r>
+        <w:t>log_product_changes</w:t>
+      </w:r>
+      <w:proofErr w:type="spellEnd"/>
+      <w:r>
+        <w:t>()</w:t>
+      </w:r>
+    </w:p>
+    <w:p>
+      <w:r>
+        <w:t>RETURNS TRIGGER AS $$</w:t>
+      </w:r>
+    </w:p>
+    <w:p>
+      <w:r>
+        <w:t>BEGIN</w:t>
+      </w:r>
+    </w:p>
+    <w:p>
+      <w:r>
+        <w:t xml:space="preserve">    IF TG_OP = 'INSERT' THEN</w:t>
+      </w:r>
+    </w:p>
+    <w:p>
+      <w:r>
+        <w:t xml:space="preserve">        INSERT INTO </w:t>
+      </w:r>
+      <w:proofErr w:type="spellStart"/>
+      <w:r>
+        <w:t>product_audit</w:t>
+      </w:r>
+      <w:proofErr w:type="spellEnd"/>
+    </w:p>
+    <w:p>
+      <w:r>
+        <w:t xml:space="preserve">            (</w:t>
+      </w:r>
+      <w:proofErr w:type="spellStart"/>
+      <w:r>
+        <w:t>product_id</w:t>
+      </w:r>
+      <w:proofErr w:type="spellEnd"/>
+      <w:r>
+        <w:t xml:space="preserve">, </w:t>
+      </w:r>
+      <w:proofErr w:type="spellStart"/>
+      <w:r>
+        <w:t>product_name</w:t>
+      </w:r>
+      <w:proofErr w:type="spellEnd"/>
+      <w:r>
+        <w:t xml:space="preserve">, action, </w:t>
+      </w:r>
+      <w:proofErr w:type="spellStart"/>
+      <w:r>
+        <w:t>audit_timestamp</w:t>
+      </w:r>
+      <w:proofErr w:type="spellEnd"/>
+      <w:r>
+        <w:t>)</w:t>
+      </w:r>
+    </w:p>
+    <w:p>
+      <w:r>
+        <w:t xml:space="preserve">        VALUES</w:t>
+      </w:r>
+    </w:p>
+    <w:p>
+      <w:r>
+        <w:t xml:space="preserve">            (</w:t>
+      </w:r>
+      <w:proofErr w:type="spellStart"/>
+      <w:r>
+        <w:t>NEW.product_id</w:t>
+      </w:r>
+      <w:proofErr w:type="spellEnd"/>
+      <w:r>
+        <w:t xml:space="preserve">, </w:t>
+      </w:r>
+      <w:proofErr w:type="spellStart"/>
+      <w:r>
+        <w:t>NEW.product_name</w:t>
+      </w:r>
+      <w:proofErr w:type="spellEnd"/>
+      <w:r>
+        <w:t>,</w:t>
+      </w:r>
+    </w:p>
+    <w:p>
+      <w:r>
+        <w:t xml:space="preserve">             'PRODUCT ADDED', CURRENT_TIMESTAMP);</w:t>
+      </w:r>
+    </w:p>
+    <w:p/>
+    <w:p>
+      <w:r>
+        <w:t xml:space="preserve">        RETURN NEW;</w:t>
+      </w:r>
+    </w:p>
+    <w:p/>
+    <w:p>
+      <w:r>
+        <w:t xml:space="preserve">    ELSIF TG_OP = 'DELETE' THEN</w:t>
+      </w:r>
+    </w:p>
+    <w:p>
+      <w:r>
+        <w:t xml:space="preserve">        INSERT INTO </w:t>
+      </w:r>
+      <w:proofErr w:type="spellStart"/>
+      <w:r>
+        <w:t>product_audit</w:t>
+      </w:r>
+      <w:proofErr w:type="spellEnd"/>
+    </w:p>
+    <w:p>
+      <w:r>
+        <w:lastRenderedPageBreak/>
+        <w:t xml:space="preserve">            (</w:t>
+      </w:r>
+      <w:proofErr w:type="spellStart"/>
+      <w:r>
+        <w:t>product_id</w:t>
+      </w:r>
+      <w:proofErr w:type="spellEnd"/>
+      <w:r>
+        <w:t xml:space="preserve">, </w:t>
+      </w:r>
+      <w:proofErr w:type="spellStart"/>
+      <w:r>
+        <w:t>product_name</w:t>
+      </w:r>
+      <w:proofErr w:type="spellEnd"/>
+      <w:r>
+        <w:t xml:space="preserve">, action, </w:t>
+      </w:r>
+      <w:proofErr w:type="spellStart"/>
+      <w:r>
+        <w:t>audit_timestamp</w:t>
+      </w:r>
+      <w:proofErr w:type="spellEnd"/>
+      <w:r>
+        <w:t>)</w:t>
+      </w:r>
+    </w:p>
+    <w:p>
+      <w:r>
+        <w:t xml:space="preserve">        VALUES</w:t>
+      </w:r>
+    </w:p>
+    <w:p>
+      <w:r>
+        <w:t xml:space="preserve">            (</w:t>
+      </w:r>
+      <w:proofErr w:type="spellStart"/>
+      <w:r>
+        <w:t>OLD.product_id</w:t>
+      </w:r>
+      <w:proofErr w:type="spellEnd"/>
+      <w:r>
+        <w:t xml:space="preserve">, </w:t>
+      </w:r>
+      <w:proofErr w:type="spellStart"/>
+      <w:r>
+        <w:t>OLD.product_name</w:t>
+      </w:r>
+      <w:proofErr w:type="spellEnd"/>
+      <w:r>
+        <w:t>,</w:t>
+      </w:r>
+    </w:p>
+    <w:p>
+      <w:r>
+        <w:t xml:space="preserve">             'PRODUCT REMOVED', CURRENT_TIMESTAMP);</w:t>
+      </w:r>
+    </w:p>
+    <w:p/>
+    <w:p>
+      <w:r>
+        <w:t xml:space="preserve">        RETURN OLD;</w:t>
+      </w:r>
+    </w:p>
+    <w:p>
+      <w:r>
+        <w:t xml:space="preserve">    END IF;</w:t>
+      </w:r>
+    </w:p>
+    <w:p/>
+    <w:p>
+      <w:r>
+        <w:t xml:space="preserve">    RETURN NULL;</w:t>
+      </w:r>
+    </w:p>
+    <w:p>
+      <w:r>
+        <w:t>END;</w:t>
+      </w:r>
+    </w:p>
+    <w:p>
+      <w:r>
+        <w:t xml:space="preserve">$$ LANGUAGE </w:t>
+      </w:r>
+      <w:proofErr w:type="spellStart"/>
+      <w:r>
+        <w:t>plpgsql</w:t>
+      </w:r>
+      <w:proofErr w:type="spellEnd"/>
+      <w:r>
+        <w:t>;</w:t>
+      </w:r>
+    </w:p>
+    <w:p/>
+    <w:p>
+      <w:r>
+        <w:t xml:space="preserve">CREATE TRIGGER </w:t>
+      </w:r>
+      <w:proofErr w:type="spellStart"/>
+      <w:r>
+        <w:t>product_insert_trigger</w:t>
+      </w:r>
+      <w:proofErr w:type="spellEnd"/>
+    </w:p>
+    <w:p>
+      <w:r>
+        <w:t xml:space="preserve">AFTER INSERT ON </w:t>
+      </w:r>
+      <w:proofErr w:type="spellStart"/>
+      <w:r>
+        <w:t>product_inventory</w:t>
+      </w:r>
+      <w:proofErr w:type="spellEnd"/>
+    </w:p>
+    <w:p>
+      <w:r>
+        <w:t>FOR EACH ROW</w:t>
+      </w:r>
+    </w:p>
+    <w:p>
+      <w:r>
+        <w:t xml:space="preserve">EXECUTE FUNCTION </w:t>
+      </w:r>
+      <w:proofErr w:type="spellStart"/>
+      <w:r>
+        <w:t>log_product_changes</w:t>
+      </w:r>
+      <w:proofErr w:type="spellEnd"/>
+      <w:r>
+        <w:t>();</w:t>
+      </w:r>
+    </w:p>
+    <w:p/>
+    <w:p>
+      <w:r>
+        <w:t xml:space="preserve">CREATE TRIGGER </w:t>
+      </w:r>
+      <w:proofErr w:type="spellStart"/>
+      <w:r>
+        <w:t>product_delete_trigger</w:t>
+      </w:r>
+      <w:proofErr w:type="spellEnd"/>
+    </w:p>
+    <w:p>
+      <w:r>
+        <w:t xml:space="preserve">AFTER DELETE ON </w:t>
+      </w:r>
+      <w:proofErr w:type="spellStart"/>
+      <w:r>
+        <w:t>product_inventory</w:t>
+      </w:r>
+      <w:proofErr w:type="spellEnd"/>
+    </w:p>
+    <w:p>
+      <w:r>
+        <w:t>FOR EACH ROW</w:t>
+      </w:r>
+    </w:p>
+    <w:p>
+      <w:r>
+        <w:t xml:space="preserve">EXECUTE FUNCTION </w:t>
+      </w:r>
+      <w:proofErr w:type="spellStart"/>
+      <w:r>
+        <w:t>log_product_changes</w:t>
+      </w:r>
+      <w:proofErr w:type="spellEnd"/>
+      <w:r>
+        <w:t>();</w:t>
+      </w:r>
+      <w:r>
+        <w:br/>
+      </w:r>
+      <w:r>
+        <w:br/>
+      </w:r>
+      <w:r>
+        <w:br/>
+      </w:r>
+      <w:r>
+        <w:drawing>
+          <wp:inline distT="0" distB="0" distL="0" distR="0" wp14:anchorId="61C9A6B0" wp14:editId="089A31AF">
+            <wp:extent cx="5731510" cy="626745"/>
+            <wp:effectExtent l="0" t="0" r="2540" b="1905"/>
+            <wp:docPr id="527589410" name="Picture 1"/>
+            <wp:cNvGraphicFramePr>
+              <a:graphicFrameLocks xmlns:a="http://schemas.openxmlformats.org/drawingml/2006/main" noChangeAspect="1"/>
+            </wp:cNvGraphicFramePr>
+            <a:graphic xmlns:a="http://schemas.openxmlformats.org/drawingml/2006/main">
+              <a:graphicData uri="http://schemas.openxmlformats.org/drawingml/2006/picture">
+                <pic:pic xmlns:pic="http://schemas.openxmlformats.org/drawingml/2006/picture">
+                  <pic:nvPicPr>
+                    <pic:cNvPr id="527589410" name=""/>
+                    <pic:cNvPicPr/>
+                  </pic:nvPicPr>
+                  <pic:blipFill>
+                    <a:blip r:embed="rId4"/>
+                    <a:stretch>
+                      <a:fillRect/>
+                    </a:stretch>
+                  </pic:blipFill>
+                  <pic:spPr>
+                    <a:xfrm>
+                      <a:off x="0" y="0"/>
+                      <a:ext cx="5731510" cy="626745"/>
+                    </a:xfrm>
+                    <a:prstGeom prst="rect">
+                      <a:avLst/>
+                    </a:prstGeom>
+                  </pic:spPr>
+                </pic:pic>
+              </a:graphicData>
+            </a:graphic>
+          </wp:inline>
+        </w:drawing>
       </w:r>
     </w:p>
     <w:p/>
     <w:p/>
-    <w:p>
-      <w:r>
-        <w:t xml:space="preserve">create or replace function </w:t>
-      </w:r>
-      <w:proofErr w:type="spellStart"/>
-      <w:r>
-        <w:t>trigger_</w:t>
-      </w:r>
-      <w:proofErr w:type="gramStart"/>
-      <w:r>
-        <w:t>func</w:t>
-      </w:r>
-      <w:proofErr w:type="spellEnd"/>
-      <w:r>
-        <w:t>(</w:t>
-      </w:r>
-      <w:proofErr w:type="gramEnd"/>
-      <w:r>
-        <w:t>)</w:t>
-      </w:r>
-    </w:p>
-    <w:p>
-      <w:r>
-        <w:t>return Trigger</w:t>
-      </w:r>
-    </w:p>
-    <w:p>
-      <w:r>
-        <w:t xml:space="preserve">language </w:t>
-      </w:r>
-      <w:proofErr w:type="spellStart"/>
-      <w:r>
-        <w:t>plpgsql</w:t>
-      </w:r>
-      <w:proofErr w:type="spellEnd"/>
-    </w:p>
-    <w:p>
-      <w:r>
-        <w:t>as</w:t>
-      </w:r>
-    </w:p>
-    <w:p>
-      <w:r>
-        <w:t>$$</w:t>
-      </w:r>
-    </w:p>
-    <w:p>
-      <w:r>
-        <w:t xml:space="preserve">Begin </w:t>
-      </w:r>
-    </w:p>
-    <w:p>
-      <w:r>
-        <w:tab/>
-        <w:t xml:space="preserve">if </w:t>
-      </w:r>
-      <w:proofErr w:type="spellStart"/>
-      <w:r>
-        <w:t>pg_op</w:t>
-      </w:r>
-      <w:proofErr w:type="spellEnd"/>
-      <w:r>
-        <w:t>="INSERT" then</w:t>
-      </w:r>
-    </w:p>
-    <w:p>
-      <w:r>
-        <w:tab/>
-      </w:r>
-      <w:r>
-        <w:tab/>
-        <w:t xml:space="preserve">insert into </w:t>
-      </w:r>
-      <w:proofErr w:type="spellStart"/>
-      <w:r>
-        <w:t>product_</w:t>
-      </w:r>
-      <w:proofErr w:type="gramStart"/>
-      <w:r>
-        <w:t>audit</w:t>
-      </w:r>
-      <w:proofErr w:type="spellEnd"/>
-      <w:r>
-        <w:t>(</w:t>
-      </w:r>
-      <w:proofErr w:type="spellStart"/>
-      <w:proofErr w:type="gramEnd"/>
-      <w:r>
-        <w:t>product_</w:t>
-      </w:r>
-      <w:proofErr w:type="gramStart"/>
-      <w:r>
-        <w:t>id,product</w:t>
-      </w:r>
-      <w:proofErr w:type="gramEnd"/>
-      <w:r>
-        <w:t>_</w:t>
-      </w:r>
-      <w:proofErr w:type="gramStart"/>
-      <w:r>
-        <w:t>name,action</w:t>
-      </w:r>
-      <w:proofErr w:type="spellEnd"/>
-      <w:proofErr w:type="gramEnd"/>
+    <w:p/>
+    <w:p/>
+    <w:p/>
+    <w:p>
+      <w:r>
+        <w:t xml:space="preserve">SELECT </w:t>
+      </w:r>
+      <w:proofErr w:type="spellStart"/>
+      <w:r>
+        <w:t>c.customer_name</w:t>
+      </w:r>
+      <w:proofErr w:type="spellEnd"/>
       <w:r>
         <w:t xml:space="preserve">, </w:t>
       </w:r>
       <w:proofErr w:type="spellStart"/>
       <w:r>
-        <w:t>time_stamp</w:t>
-      </w:r>
-      <w:proofErr w:type="spellEnd"/>
-      <w:r>
-        <w:t>)</w:t>
-      </w:r>
-    </w:p>
-    <w:p>
-      <w:r>
-        <w:tab/>
-      </w:r>
-      <w:r>
-        <w:tab/>
-        <w:t>values</w:t>
-      </w:r>
-    </w:p>
-    <w:p>
-      <w:r>
-        <w:tab/>
-      </w:r>
-      <w:r>
-        <w:tab/>
-        <w:t>(</w:t>
-      </w:r>
-      <w:proofErr w:type="spellStart"/>
-      <w:proofErr w:type="gramStart"/>
-      <w:r>
-        <w:t>new.product</w:t>
-      </w:r>
-      <w:proofErr w:type="gramEnd"/>
-      <w:r>
-        <w:t>_id</w:t>
+        <w:t>c.city</w:t>
+      </w:r>
+      <w:proofErr w:type="spellEnd"/>
+      <w:r>
+        <w:t>, SUM(</w:t>
+      </w:r>
+      <w:proofErr w:type="spellStart"/>
+      <w:r>
+        <w:t>o.amount</w:t>
+      </w:r>
+      <w:proofErr w:type="spellEnd"/>
+      <w:r>
+        <w:t xml:space="preserve">) AS </w:t>
+      </w:r>
+      <w:proofErr w:type="spellStart"/>
+      <w:r>
+        <w:t>total_purchase_amount</w:t>
+      </w:r>
+      <w:proofErr w:type="spellEnd"/>
+    </w:p>
+    <w:p>
+      <w:r>
+        <w:t>FROM Customer c</w:t>
+      </w:r>
+    </w:p>
+    <w:p>
+      <w:r>
+        <w:t xml:space="preserve">JOIN Orders o ON </w:t>
+      </w:r>
+      <w:proofErr w:type="spellStart"/>
+      <w:r>
+        <w:t>c.customer_id</w:t>
+      </w:r>
+      <w:proofErr w:type="spellEnd"/>
+      <w:r>
+        <w:t xml:space="preserve"> = </w:t>
+      </w:r>
+      <w:proofErr w:type="spellStart"/>
+      <w:r>
+        <w:t>o.customer_id</w:t>
+      </w:r>
+      <w:proofErr w:type="spellEnd"/>
+    </w:p>
+    <w:p>
+      <w:r>
+        <w:t xml:space="preserve">GROUP BY </w:t>
+      </w:r>
+      <w:proofErr w:type="spellStart"/>
+      <w:r>
+        <w:t>c.customer_id</w:t>
       </w:r>
       <w:proofErr w:type="spellEnd"/>
       <w:r>
         <w:t xml:space="preserve">, </w:t>
       </w:r>
       <w:proofErr w:type="spellStart"/>
-      <w:proofErr w:type="gramStart"/>
-      <w:r>
-        <w:t>new.product</w:t>
-      </w:r>
-      <w:proofErr w:type="gramEnd"/>
-      <w:r>
-        <w:t>_name</w:t>
-      </w:r>
-      <w:proofErr w:type="spellEnd"/>
-      <w:r>
-        <w:t xml:space="preserve">, "PRODUCT ADDED", </w:t>
-      </w:r>
-      <w:proofErr w:type="spellStart"/>
-      <w:r>
-        <w:t>current_timestamp</w:t>
-      </w:r>
-      <w:proofErr w:type="spellEnd"/>
-      <w:r>
-        <w:t>)</w:t>
-      </w:r>
-    </w:p>
-    <w:p>
-      <w:r>
-        <w:tab/>
-        <w:t xml:space="preserve">else if </w:t>
-      </w:r>
-      <w:proofErr w:type="spellStart"/>
-      <w:r>
-        <w:t>pg_op</w:t>
-      </w:r>
-      <w:proofErr w:type="spellEnd"/>
-      <w:r>
-        <w:t>=="DELETE" then</w:t>
-      </w:r>
-    </w:p>
-    <w:p>
-      <w:r>
-        <w:tab/>
-      </w:r>
-      <w:r>
-        <w:tab/>
-        <w:t xml:space="preserve">insert into </w:t>
-      </w:r>
-      <w:proofErr w:type="spellStart"/>
-      <w:r>
-        <w:t>product_</w:t>
-      </w:r>
-      <w:proofErr w:type="gramStart"/>
-      <w:r>
-        <w:t>audit</w:t>
-      </w:r>
-      <w:proofErr w:type="spellEnd"/>
-      <w:r>
-        <w:t>(</w:t>
-      </w:r>
-      <w:proofErr w:type="spellStart"/>
-      <w:proofErr w:type="gramEnd"/>
-      <w:r>
-        <w:t>product_</w:t>
-      </w:r>
-      <w:proofErr w:type="gramStart"/>
-      <w:r>
-        <w:t>id,product</w:t>
-      </w:r>
-      <w:proofErr w:type="gramEnd"/>
-      <w:r>
-        <w:t>_</w:t>
-      </w:r>
-      <w:proofErr w:type="gramStart"/>
-      <w:r>
-        <w:t>name,action</w:t>
-      </w:r>
-      <w:proofErr w:type="spellEnd"/>
-      <w:proofErr w:type="gramEnd"/>
+      <w:r>
+        <w:t>c.customer_name</w:t>
+      </w:r>
+      <w:proofErr w:type="spellEnd"/>
       <w:r>
         <w:t xml:space="preserve">, </w:t>
       </w:r>
       <w:proofErr w:type="spellStart"/>
       <w:r>
-        <w:t>time_stamp</w:t>
-      </w:r>
-      <w:proofErr w:type="spellEnd"/>
-      <w:r>
-        <w:t>)</w:t>
-      </w:r>
-    </w:p>
-    <w:p>
-      <w:r>
-        <w:tab/>
-      </w:r>
-      <w:r>
-        <w:tab/>
-        <w:t>values</w:t>
-      </w:r>
-    </w:p>
-    <w:p>
-      <w:r>
-        <w:tab/>
-      </w:r>
-      <w:r>
-        <w:tab/>
-        <w:t>(</w:t>
-      </w:r>
-      <w:proofErr w:type="spellStart"/>
-      <w:proofErr w:type="gramStart"/>
-      <w:r>
-        <w:t>old.product</w:t>
-      </w:r>
-      <w:proofErr w:type="gramEnd"/>
-      <w:r>
-        <w:t>_id</w:t>
-      </w:r>
-      <w:proofErr w:type="spellEnd"/>
-      <w:r>
-        <w:t xml:space="preserve">, </w:t>
-      </w:r>
-      <w:proofErr w:type="spellStart"/>
-      <w:proofErr w:type="gramStart"/>
-      <w:r>
-        <w:t>old.product</w:t>
-      </w:r>
-      <w:proofErr w:type="gramEnd"/>
-      <w:r>
-        <w:t>_name</w:t>
-      </w:r>
-      <w:proofErr w:type="spellEnd"/>
-      <w:r>
-        <w:t xml:space="preserve">, "PRODUCT REMOVED", </w:t>
-      </w:r>
-      <w:proofErr w:type="spellStart"/>
-      <w:r>
-        <w:t>current_timestamp</w:t>
-      </w:r>
-      <w:proofErr w:type="spellEnd"/>
-      <w:r>
-        <w:t>)</w:t>
-      </w:r>
-    </w:p>
-    <w:p>
-      <w:r>
-        <w:tab/>
-        <w:t>end if</w:t>
-      </w:r>
-    </w:p>
-    <w:p>
-      <w:r>
-        <w:t>END</w:t>
-      </w:r>
-    </w:p>
-    <w:p>
-      <w:r>
-        <w:lastRenderedPageBreak/>
-        <w:t>$$</w:t>
+        <w:t>c.city</w:t>
+      </w:r>
+      <w:proofErr w:type="spellEnd"/>
+    </w:p>
+    <w:p>
+      <w:r>
+        <w:t>HAVING SUM(</w:t>
+      </w:r>
+      <w:proofErr w:type="spellStart"/>
+      <w:r>
+        <w:t>o.amount</w:t>
+      </w:r>
+      <w:proofErr w:type="spellEnd"/>
+      <w:r>
+        <w:t>) &gt;= ALL (</w:t>
+      </w:r>
+    </w:p>
+    <w:p>
+      <w:r>
+        <w:t xml:space="preserve">    SELECT SUM(o2.amount)</w:t>
+      </w:r>
+    </w:p>
+    <w:p>
+      <w:r>
+        <w:t xml:space="preserve">    FROM Customer c2</w:t>
+      </w:r>
+    </w:p>
+    <w:p>
+      <w:r>
+        <w:t xml:space="preserve">    JOIN Orders o2 ON c2.customer_id = o2.customer_id</w:t>
+      </w:r>
+    </w:p>
+    <w:p>
+      <w:r>
+        <w:t xml:space="preserve">    WHERE c2.city = </w:t>
+      </w:r>
+      <w:proofErr w:type="spellStart"/>
+      <w:r>
+        <w:t>c.city</w:t>
+      </w:r>
+      <w:proofErr w:type="spellEnd"/>
+    </w:p>
+    <w:p>
+      <w:r>
+        <w:t xml:space="preserve">      AND c2.customer_id &lt;&gt; </w:t>
+      </w:r>
+      <w:proofErr w:type="spellStart"/>
+      <w:r>
+        <w:t>c.customer_id</w:t>
+      </w:r>
+      <w:proofErr w:type="spellEnd"/>
+    </w:p>
+    <w:p>
+      <w:r>
+        <w:t xml:space="preserve">    GROUP BY c2.customer_id</w:t>
+      </w:r>
+    </w:p>
+    <w:p>
+      <w:r>
+        <w:t>);</w:t>
+      </w:r>
+    </w:p>
+    <w:p/>
+    <w:p>
+      <w:r>
+        <w:drawing>
+          <wp:inline distT="0" distB="0" distL="0" distR="0" wp14:anchorId="1D237825" wp14:editId="74C4F4F6">
+            <wp:extent cx="4785775" cy="1486029"/>
+            <wp:effectExtent l="0" t="0" r="0" b="0"/>
+            <wp:docPr id="1857386694" name="Picture 1"/>
+            <wp:cNvGraphicFramePr>
+              <a:graphicFrameLocks xmlns:a="http://schemas.openxmlformats.org/drawingml/2006/main" noChangeAspect="1"/>
+            </wp:cNvGraphicFramePr>
+            <a:graphic xmlns:a="http://schemas.openxmlformats.org/drawingml/2006/main">
+              <a:graphicData uri="http://schemas.openxmlformats.org/drawingml/2006/picture">
+                <pic:pic xmlns:pic="http://schemas.openxmlformats.org/drawingml/2006/picture">
+                  <pic:nvPicPr>
+                    <pic:cNvPr id="1857386694" name=""/>
+                    <pic:cNvPicPr/>
+                  </pic:nvPicPr>
+                  <pic:blipFill>
+                    <a:blip r:embed="rId5"/>
+                    <a:stretch>
+                      <a:fillRect/>
+                    </a:stretch>
+                  </pic:blipFill>
+                  <pic:spPr>
+                    <a:xfrm>
+                      <a:off x="0" y="0"/>
+                      <a:ext cx="4785775" cy="1486029"/>
+                    </a:xfrm>
+                    <a:prstGeom prst="rect">
+                      <a:avLst/>
+                    </a:prstGeom>
+                  </pic:spPr>
+                </pic:pic>
+              </a:graphicData>
+            </a:graphic>
+          </wp:inline>
+        </w:drawing>
       </w:r>
     </w:p>
     <w:sectPr>
